--- a/week-2/quests/퀘스트1/자기소개서_강자헌.docx
+++ b/week-2/quests/퀘스트1/자기소개서_강자헌.docx
@@ -70,24 +70,6 @@
       </w:r>
       <w:r>
         <w:t>주임교수</w:t>
-      </w:r>
-    </w:p>
-    <w:p>
-      <w:pPr>
-        <w:pStyle w:val="Quiet"/>
-        <w:spacing w:before="0" w:after="240"/>
-      </w:pPr>
-      <w:r>
-        <w:t>연락처</w:t>
-      </w:r>
-      <w:r>
-        <w:t xml:space="preserve"> 010-4308-6014   |   </w:t>
-      </w:r>
-      <w:r>
-        <w:t>이메일</w:t>
-      </w:r>
-      <w:r>
-        <w:t xml:space="preserve"> jhkang0614@naver.com</w:t>
       </w:r>
     </w:p>
     <w:p>
